--- a/大学生家教服务平台创业计划书.docx
+++ b/大学生家教服务平台创业计划书.docx
@@ -75,7 +75,7 @@
           <w:b/>
           <w:sz w:val="32"/>
         </w:rPr>
-        <w:t>“同路人”大学生家教创业计划书</w:t>
+        <w:t>课桌旁：大学生家教服务创业计划书</w:t>
       </w:r>
     </w:p>
     <w:p>
@@ -103,7 +103,7 @@
           <w:b w:val="0"/>
           <w:sz w:val="24"/>
         </w:rPr>
-        <w:t>“同路人”是在校大学生家教服务平台，面向K12家庭提供“诊断—匹配—托管—反馈”闭环服务。与传统撮合型中介不同，我们以“同龄人陪伴+可量化提分方案”为核心，用标准化培训与试讲评级把控师资，以学习档案呈现效果。依托高校社团与勤工助学渠道低成本获客，首年力争盈亏平衡。</w:t>
+        <w:t>“课桌旁”是我和三个同学今年春天在宿舍里攒出来的项目。我们不租门店、不砸广告，只做一件事：把靠谱的在校大学生，稳稳送到需要提分的家庭里。和只发信息的中介不同，我们先给孩子做测评、再配老师，课上完有记录，月末有反馈。轻资产起步，第一年目标是不亏钱。</w:t>
       </w:r>
     </w:p>
     <w:p>
@@ -131,7 +131,7 @@
           <w:b w:val="0"/>
           <w:sz w:val="24"/>
         </w:rPr>
-        <w:t>本项目进入K12课外辅导行业。行业需求刚性、供给分散，家长重口碑。现存问题：机构课价高、退费难；个人家教信息不透明、师资无从验证，大学生家教常被视为“便宜但不专业”；“双减”后家庭更看重合规、轻负担的个性化辅导。本地机构胜在品牌场地，个人中介靠低价与熟人网络。行业正向小班化、个性化、线上线下融合方向发展，政策鼓励大学生创业并规范校外培训，为合规家教留出空间。</w:t>
+        <w:t>我要进的是K12课外辅导这一行。需求硬、供给散，家长选谁基本靠熟人一句话。眼下的毛病不少：大机构课时费高，退费还磨人；网上找的私人老师底细不清，大学生家教又常被当成“便宜但教不好”；“双减”之后，家里更想要合规、负担轻的一对一辅导。本地机构有品牌和场地，个人中介有低价和熟人圈。我觉得出路在小班化、个性化、线上线下打通；国家也在鼓励大学生创业、规范校外培训，合规的家教服务仍有空间。</w:t>
       </w:r>
     </w:p>
     <w:p>
@@ -159,7 +159,7 @@
           <w:b w:val="0"/>
           <w:sz w:val="24"/>
         </w:rPr>
-        <w:t>服务分三部分：学情诊断与方案定制，入学前测评学科与学习习惯，输出四周提分计划；1对1或1对3小班授课，教师来自本校师范及重点专业，经培训、试讲、评级后上岗；过程托管，课后推送课堂报告，每月阶段测评并动态调课。优势：价格约为本地机构六至七折；师生年龄相近、沟通成本低；过程留痕、效果可量化；师资统一考核，降低家长试错成本。已形成课程模板、题库与评级标准，并在本校两个学院验证。</w:t>
+        <w:t>我们卖的不是一节课，而是一段有人管的学习过程。进门先做学科测评和学习习惯访谈，给出四周计划；再按知识点排课，一对一或一对三，老师从本校师范和重点专业里挑，培训、试讲、评级过了才排班；课后给家长发课堂记录，每月测一次，不行就换老师、调进度。价格约为机构的六到七折，师生年龄接近、聊得来，过程留痕、效果看得见。课程模板、题库和评级标准已经做出来，在本校两个学院试过一轮。</w:t>
       </w:r>
     </w:p>
     <w:p>
@@ -187,7 +187,7 @@
           <w:b w:val="0"/>
           <w:sz w:val="24"/>
         </w:rPr>
-        <w:t>切入点为高校周边三至五公里社区、孩子读小学高年级至初二的家庭，重视成绩但预算有限。进入门槛主要是师资培训体系与口碑，资金门槛低。市场季节性强，期中期末与寒暑假为高峰，转介绍占比高。某高校片区约1.2万常住家庭中，目标客群约2000户，渗透率5%即约100个稳定客户，按每学期3000元计年营收约30万元。对手为连锁机构与个人家教：机构胜在品牌场地，个人家教胜在低价，我们胜在价格、透明与师资保障。</w:t>
+        <w:t>先从学校周边三到五公里的社区下手，孩子多在小学高年级到初二，家里重视成绩但预算有限。这行门槛不在钱，在师资培训和口碑。旺季集中在期中期末和寒暑假，拍板的多是妈妈，转介绍特别管用。按某高校片区一万二千户常住家庭估算，能对上的约两千户，做到5%就是一百个稳定学生，一学期三千元，一年三十万营收。对手分两类：连锁机构靠品牌和场地，个人家教靠低价；我们夹在中间，靠价格透明、师资可查、过程可看。</w:t>
       </w:r>
     </w:p>
     <w:p>
@@ -215,7 +215,7 @@
           <w:b w:val="0"/>
           <w:sz w:val="24"/>
         </w:rPr>
-        <w:t>收入来自课时费分成（20%—25%）、测评与档案服务费、假期集训营；成本为教师分成、教研培训与获客。运营分教研、教务、师资三条线：教研迭代课程题库，教务排课并沟通家长，师资组招募培训与评级。长期先跑通本地单店模型，再以城市合伙人方式复制到同城其他高校片区。</w:t>
+        <w:t>钱从三处来：课时费抽成两成到两成五、测评与学习档案服务费、假期集训营。支出主要是老师分成、教研培训和获客。日常就三条线：教研管课程题库，教务管排课和家长沟通，师资组管招募培训评级。先把这个单点模型跑顺，再找同城其他高校片区的合伙人复制，师资和教研能反复用。</w:t>
       </w:r>
     </w:p>
     <w:p>
@@ -243,7 +243,7 @@
           <w:b w:val="0"/>
           <w:sz w:val="24"/>
         </w:rPr>
-        <w:t>种子期借社团与勤工助学渠道招募师资，以免费学情诊断和首课体验进入家长群与社区；成长期用提分案例、课堂报告做内容营销，设老带新奖励；成熟期与社区书店、托管班异业合作，寒暑假推集训营。按客群分层：预算敏感型推1对3小班，效果焦虑型推1对1加月度测评，冲刺型推专题短训。</w:t>
+        <w:t>起步靠社团和勤工助学招老师，用免费测评加首课体验敲开家长群和社区的门；做起来以后，把提分案例、课堂记录整理成内容发出去，老带新送课时；再往后跟社区书店、托管班互相导流，寒暑假做集训营拉高客单。不同家庭不同打法：预算紧的推一对三，怕没效果的推一对一加月度报告，临考冲刺的推专题短训。</w:t>
       </w:r>
     </w:p>
     <w:p>
@@ -271,7 +271,7 @@
           <w:b w:val="0"/>
           <w:sz w:val="24"/>
         </w:rPr>
-        <w:t>启动资金约8万元：教研2万、培训1.5万、推广2万、场地设备1.5万、流动资金1万，由团队自筹与校级创业扶持资金解决。预测：第1年营收30万元、净利4万元；第2年覆盖3个片区，营收80万元、净利14万元；第3年营收150万元、净利28万元，净利率约18%。按8—10倍市盈率估算，第3年估值约220万至280万元；前6个月现金流为负，需预留3个月运营资金。</w:t>
+        <w:t>启动大概八万：教研两万、师资培训一万五、推广两万、场地设备一万五、流动资金一万，钱由我们自筹，再申请学校创业扶持，不找外部投资。测算下来，第一年营收三十万、净利四万；第二年铺到三个片区，营收八十万、净利十四万；第三年营收一百五十万、净利二十八万，净利率约一成八。按八到十倍市盈率估，第三年值二百二十万到二百八十万。前半年现金是负的，得留够三个月的运转钱。</w:t>
       </w:r>
     </w:p>
     <w:p>
@@ -284,7 +284,7 @@
           <w:b/>
           <w:sz w:val="24"/>
         </w:rPr>
-        <w:t>八、团队介绍</w:t>
+        <w:t>八、团队</w:t>
       </w:r>
     </w:p>
     <w:p>
@@ -299,7 +299,7 @@
           <w:b w:val="0"/>
           <w:sz w:val="24"/>
         </w:rPr>
-        <w:t>核心成员4人：负责人（工商管理，统筹战略融资）、教研负责人（数学师范，负责课程测评）、师资负责人（汉语言文学，负责招募培训评级）、运营负责人（市场营销，负责获客与家长服务），另聘1名兼职财务。团队专业互补、熟悉校园渠道，决策链条短。</w:t>
+        <w:t>四个人搭班子：我管方向和融资，本科学工商管理；数学师范的同学管教研和测评；汉语言文学的同学管招人、培训和评级；市场营销的同学管获客和家长服务；财务请一位兼职。专业互补，校园渠道熟，事情都自己上手，决策不用开会开半天。</w:t>
       </w:r>
     </w:p>
     <w:p>
@@ -327,7 +327,7 @@
           <w:b w:val="0"/>
           <w:sz w:val="24"/>
         </w:rPr>
-        <w:t>市场风险：同质化与价格战，靠教研与效果数据筑壁垒。管理风险：大学生流动性高，用评级涨薪与违约责任留人。财务风险：预收费与现金流错配，按消课确认收入、预收款专户管理。政策风险：监管趋严，坚持合规辅导，合同与退费规则标准化。安全风险：明确安全与知识产权条款并购买责任保险。</w:t>
+        <w:t>怕同质化和价格战，那就靠教研和数据说话，不跟风降价；怕大学生来去快，用评级涨薪和合同违约条款拴住人；怕预收费和现金流对不上，按消课确认收入，预收款单独管；怕政策收紧，只做合规辅导，合同、退费规则写清楚；怕安全和纠纷，条款里写明安全与知识产权，买责任险。</w:t>
       </w:r>
     </w:p>
     <w:p>
@@ -340,7 +340,7 @@
           <w:b/>
           <w:sz w:val="24"/>
         </w:rPr>
-        <w:t>十、其他说明</w:t>
+        <w:t>十、其他</w:t>
       </w:r>
     </w:p>
     <w:p>
@@ -355,7 +355,7 @@
           <w:b w:val="0"/>
           <w:sz w:val="24"/>
         </w:rPr>
-        <w:t>项目以勤工助学为起点，后续将部分收益投入乡村学校公益辅导。</w:t>
+        <w:t>这事从勤工助学起家，做顺了会拿一部分收益给乡村学校做公益辅导。</w:t>
       </w:r>
     </w:p>
     <w:sectPr>

--- a/大学生家教服务平台创业计划书.docx
+++ b/大学生家教服务平台创业计划书.docx
@@ -75,7 +75,7 @@
           <w:b/>
           <w:sz w:val="32"/>
         </w:rPr>
-        <w:t>课桌旁：大学生家教服务创业计划书</w:t>
+        <w:t>“课桌旁”大学生家教创业计划书</w:t>
       </w:r>
     </w:p>
     <w:p>
@@ -103,7 +103,7 @@
           <w:b w:val="0"/>
           <w:sz w:val="24"/>
         </w:rPr>
-        <w:t>“课桌旁”是我和三个同学今年春天在宿舍里攒出来的项目。我们不租门店、不砸广告，只做一件事：把靠谱的在校大学生，稳稳送到需要提分的家庭里。和只发信息的中介不同，我们先给孩子做测评、再配老师，课上完有记录，月末有反馈。轻资产起步，第一年目标是不亏钱。</w:t>
+        <w:t>项目是我和室友上学期期末聊出来的：宿舍楼贴满家教广告，家长在群里问“有没有靠谱的大学生”，两边都在找人却接不上头。我们想做个小平台，把本校愿意做家教的同学筛一遍，介绍给附近家庭，赚课时费里一点抽成，第一年不赔本、攒口碑就行。第一单是楼下邻居家的孩子，后来家长又拉了两个同事进来。</w:t>
       </w:r>
     </w:p>
     <w:p>
@@ -131,7 +131,7 @@
           <w:b w:val="0"/>
           <w:sz w:val="24"/>
         </w:rPr>
-        <w:t>我要进的是K12课外辅导这一行。需求硬、供给散，家长选谁基本靠熟人一句话。眼下的毛病不少：大机构课时费高，退费还磨人；网上找的私人老师底细不清，大学生家教又常被当成“便宜但教不好”；“双减”之后，家里更想要合规、负担轻的一对一辅导。本地机构有品牌和场地，个人中介有低价和熟人圈。我觉得出路在小班化、个性化、线上线下打通；国家也在鼓励大学生创业、规范校外培训，合规的家教服务仍有空间。</w:t>
+        <w:t>K12辅导市场很大，也很散。家长找老师靠熟人介绍或小区群，愿意补课的家庭不少，让人放心的大学生老师却不好找。问题大概三个：机构贵、退费麻烦；网上找的老师底细不清；“双减”后不少家庭不上大班课，更想找人一对一。本地机构有门店有牌子，个人中介就是拉群发朋友圈。政策上学科培训管得严，但勤工助学和合规家教还有空间，这也是我们敢做的前提。</w:t>
       </w:r>
     </w:p>
     <w:p>
@@ -159,7 +159,7 @@
           <w:b w:val="0"/>
           <w:sz w:val="24"/>
         </w:rPr>
-        <w:t>我们卖的不是一节课，而是一段有人管的学习过程。进门先做学科测评和学习习惯访谈，给出四周计划；再按知识点排课，一对一或一对三，老师从本校师范和重点专业里挑，培训、试讲、评级过了才排班；课后给家长发课堂记录，每月测一次，不行就换老师、调进度。价格约为机构的六到七折，师生年龄接近、聊得来，过程留痕、效果看得见。课程模板、题库和评级标准已经做出来，在本校两个学院试过一轮。</w:t>
+        <w:t>先跟家长聊，看孩子哪科弱、平时怎么学，再做次简单测评，出四周计划；按知识点排课，一对一或一对三，老师从师范专业和成绩靠前的同学里挑，培训、试讲合格才派出去。课后写几句课堂情况给家长看，一个月小测一次，不行就换人或调进度。收费约机构的六七折，一学期三千左右。课程模板、测评题和评级表都有了，在本校两个学院试过，反应还行。第一次试课不满意，不收钱。</w:t>
       </w:r>
     </w:p>
     <w:p>
@@ -187,7 +187,7 @@
           <w:b w:val="0"/>
           <w:sz w:val="24"/>
         </w:rPr>
-        <w:t>先从学校周边三到五公里的社区下手，孩子多在小学高年级到初二，家里重视成绩但预算有限。这行门槛不在钱，在师资培训和口碑。旺季集中在期中期末和寒暑假，拍板的多是妈妈，转介绍特别管用。按某高校片区一万二千户常住家庭估算，能对上的约两千户，做到5%就是一百个稳定学生，一学期三千元，一年三十万营收。对手分两类：连锁机构靠品牌和场地，个人家教靠低价；我们夹在中间，靠价格透明、师资可查、过程可看。</w:t>
+        <w:t>先做学校周边三到五公里。这一片小区多，孩子多在小学五六年级到初二，家长上班忙，愿意花钱但不愿花冤枉钱。片区常住家庭约一万二千户，年龄对得上的差不多两千户，拿下5%就是一百个学生，一学期三千，一年三十万流水。对手两类：连锁机构有场地有品牌，价格高、班额大；单干的老师便宜，但没保障。我们卡在中间，靠价格透明、老师可查、每节课有记录。</w:t>
       </w:r>
     </w:p>
     <w:p>
@@ -215,7 +215,7 @@
           <w:b w:val="0"/>
           <w:sz w:val="24"/>
         </w:rPr>
-        <w:t>钱从三处来：课时费抽成两成到两成五、测评与学习档案服务费、假期集训营。支出主要是老师分成、教研培训和获客。日常就三条线：教研管课程题库，教务管排课和家长沟通，师资组管招募培训评级。先把这个单点模型跑顺，再找同城其他高校片区的合伙人复制，师资和教研能反复用。</w:t>
+        <w:t>收入三块：课时费抽两成到两成五，测评和学习档案收点服务费，寒暑假办集训营。支出是老师分成、教研培训和获客。我盯课程和教研，一个同学管排课、跟家长沟通，另一个管招老师和培训。片区跑顺了，再找同城其他高校的同学合伙，一个片区一个点。</w:t>
       </w:r>
     </w:p>
     <w:p>
@@ -243,7 +243,7 @@
           <w:b w:val="0"/>
           <w:sz w:val="24"/>
         </w:rPr>
-        <w:t>起步靠社团和勤工助学招老师，用免费测评加首课体验敲开家长群和社区的门；做起来以后，把提分案例、课堂记录整理成内容发出去，老带新送课时；再往后跟社区书店、托管班互相导流，寒暑假做集训营拉高客单。不同家庭不同打法：预算紧的推一对三，怕没效果的推一对一加月度报告，临考冲刺的推专题短训。</w:t>
+        <w:t>头三个月不投广告。先在学院勤工助学群和社团招老师，让老师把海报带回小区，家长扫码进群，送免费测评加一节体验课。有十几个学生后，把提分案例配上课堂记录发群里和朋友圈，老家长介绍新家长送四节课。暑假前跟小区门口的书店、托管班谈合作，他们帮推，我们给分成。第一次在小区门口发传单被物业拦了两回，后来才改成让老师带家长进群。</w:t>
       </w:r>
     </w:p>
     <w:p>
@@ -271,7 +271,7 @@
           <w:b w:val="0"/>
           <w:sz w:val="24"/>
         </w:rPr>
-        <w:t>启动大概八万：教研两万、师资培训一万五、推广两万、场地设备一万五、流动资金一万，钱由我们自筹，再申请学校创业扶持，不找外部投资。测算下来，第一年营收三十万、净利四万；第二年铺到三个片区，营收八十万、净利十四万；第三年营收一百五十万、净利二十八万，净利率约一成八。按八到十倍市盈率估，第三年值二百二十万到二百八十万。前半年现金是负的，得留够三个月的运转钱。</w:t>
+        <w:t>启动资金八万左右，自己凑四万，再申请学校创业扶持。课程题库两万、培训一万五、推广两万、办公室设备一万五、流动资金一万。第一年营收三十万、净利四万；第二年三个片区，营收八十万、净利十四万；第三年一百五十万、净利二十八万，净利率百分之十八上下。按同行八到十倍市盈率估，第三年值二百二十万到二百八十万。前半年往外掏钱，账上至少留三个月开销。</w:t>
       </w:r>
     </w:p>
     <w:p>
@@ -299,7 +299,7 @@
           <w:b w:val="0"/>
           <w:sz w:val="24"/>
         </w:rPr>
-        <w:t>四个人搭班子：我管方向和融资，本科学工商管理；数学师范的同学管教研和测评；汉语言文学的同学管招人、培训和评级；市场营销的同学管获客和家长服务；财务请一位兼职。专业互补，校园渠道熟，事情都自己上手，决策不用开会开半天。</w:t>
+        <w:t>四个人。我学工商管理，管方向和找钱；数学师范的室友管教研测评；汉语言文学的同学招老师、做培训；市场营销的同学管推广和家长沟通。财务请学姐兼职。都是学生，没经验，但时间多、跑得勤。班里还有个会剪视频的同学，宣传素材交给他。</w:t>
       </w:r>
     </w:p>
     <w:p>
@@ -312,7 +312,7 @@
           <w:b/>
           <w:sz w:val="24"/>
         </w:rPr>
-        <w:t>九、风险与控制</w:t>
+        <w:t>九、风险分析与控制</w:t>
       </w:r>
     </w:p>
     <w:p>
@@ -327,7 +327,7 @@
           <w:b w:val="0"/>
           <w:sz w:val="24"/>
         </w:rPr>
-        <w:t>怕同质化和价格战，那就靠教研和数据说话，不跟风降价；怕大学生来去快，用评级涨薪和合同违约条款拴住人；怕预收费和现金流对不上，按消课确认收入，预收款单独管；怕政策收紧，只做合规辅导，合同、退费规则写清楚；怕安全和纠纷，条款里写明安全与知识产权，买责任险。</w:t>
+        <w:t>最容易出问题的是老师流失。去年有个同学教了两个月，突然要去实习，家长差点投诉，之后我们把合同改细了：课时费跟评级挂钩，写清楚提前多久说。其次是安全，上门授课出事很麻烦，只派审核过的老师，地点尽量放社区公共空间，再买责任险。钱上，预收学费按实际消课确认，专户存着。政策上只做合规辅导，合同、退费按规矩来。竞争上有人打价格战我们不跟。</w:t>
       </w:r>
     </w:p>
     <w:p>
@@ -340,7 +340,7 @@
           <w:b/>
           <w:sz w:val="24"/>
         </w:rPr>
-        <w:t>十、其他</w:t>
+        <w:t>十、其他说明</w:t>
       </w:r>
     </w:p>
     <w:p>
@@ -355,7 +355,7 @@
           <w:b w:val="0"/>
           <w:sz w:val="24"/>
         </w:rPr>
-        <w:t>这事从勤工助学起家，做顺了会拿一部分收益给乡村学校做公益辅导。</w:t>
+        <w:t>项目从勤工助学起步，部分收益用于乡镇学校的周末公益辅导。</w:t>
       </w:r>
     </w:p>
     <w:sectPr>
